--- a/backend/outputs/50693929/50693929_532422_2. Constancias de Habilidades DC-3 2026 COMBINADA.docx
+++ b/backend/outputs/50693929/50693929_532422_2. Constancias de Habilidades DC-3 2026 COMBINADA.docx
@@ -800,7 +800,7 @@
                                   </w14:srgbClr>
                                 </w14:shadow>
                               </w:rPr>
-                              <w:t xml:space="preserve">CURSO (CC) </w:t>
+                              <w:t xml:space="preserve">CONTROL DE ARRANQUE, PARO Y EMERGENCIAS EN PLANTAS DE PROCESO Y SERVICIOS PRINCIPALES </w:t>
                             </w:r>
                             <w:r>
                               <w:rPr>
@@ -919,7 +919,7 @@
                             </w14:srgbClr>
                           </w14:shadow>
                         </w:rPr>
-                        <w:t xml:space="preserve">CURSO (CC) </w:t>
+                        <w:t xml:space="preserve">CONTROL DE ARRANQUE, PARO Y EMERGENCIAS EN PLANTAS DE PROCESO Y SERVICIOS PRINCIPALES </w:t>
                       </w:r>
                       <w:r>
                         <w:rPr>
@@ -2612,7 +2612,7 @@
           <w:szCs w:val="24"/>
           <w:lang w:val="es-MX"/>
         </w:rPr>
-        <w:t xml:space="preserve">Ejecutivo</w:t>
+        <w:t xml:space="preserve">Pascual Angeles Ayala</w:t>
       </w:r>
     </w:p>
     <w:p>
